--- a/README.docx
+++ b/README.docx
@@ -1455,14 +1455,46 @@
     </w:p>
     <w:p>
       <w:pPr>
-        <w:snapToGrid w:val="0"/>
-        <w:jc w:val="left"/>
-        <w:rPr>
-          <w:rFonts w:ascii="Arial" w:eastAsia="微软雅黑" w:hAnsi="Arial" w:cs="Arial"/>
-          <w:sz w:val="24"/>
-          <w:szCs w:val="24"/>
-        </w:rPr>
-      </w:pPr>
+        <w:pStyle w:val="pdq2pgselectionanchorcontainer"/>
+        <w:numPr>
+          <w:ilvl w:val="0"/>
+          <w:numId w:val="24"/>
+        </w:numPr>
+        <w:rPr>
+          <w:rFonts w:ascii="Arial" w:hAnsi="Arial" w:cs="Arial"/>
+        </w:rPr>
+      </w:pPr>
+      <w:r>
+        <w:rPr>
+          <w:rFonts w:ascii="Arial" w:hAnsi="Arial" w:cs="Arial"/>
+        </w:rPr>
+        <w:t>In the Python folder, “Step4_AfterDBSCAN_Diameter.py” is the main script, and all other scripts are required helper functions.</w:t>
+      </w:r>
+    </w:p>
+    <w:p>
+      <w:pPr>
+        <w:pStyle w:val="af2"/>
+        <w:numPr>
+          <w:ilvl w:val="0"/>
+          <w:numId w:val="24"/>
+        </w:numPr>
+        <w:rPr>
+          <w:rFonts w:ascii="Arial" w:hAnsi="Arial" w:cs="Arial" w:hint="eastAsia"/>
+        </w:rPr>
+      </w:pPr>
+      <w:r>
+        <w:rPr>
+          <w:rFonts w:ascii="Arial" w:hAnsi="Arial" w:cs="Arial"/>
+        </w:rPr>
+        <w:lastRenderedPageBreak/>
+        <w:t>In the MATLAB folder, “dbscan_AllC.m” and “cluster_size_dbscan_saveExcel.m” are the main scripts, and all other scripts are required helper functions</w:t>
+      </w:r>
+      <w:r>
+        <w:rPr>
+          <w:rFonts w:ascii="Arial" w:hAnsi="Arial" w:cs="Arial" w:hint="eastAsia"/>
+        </w:rPr>
+        <w:t>.</w:t>
+      </w:r>
     </w:p>
     <w:sectPr>
       <w:pgSz w:w="11906" w:h="16838"/>
@@ -5124,6 +5156,7 @@
   <w:style w:type="character" w:default="1" w:styleId="a0">
     <w:name w:val="Default Paragraph Font"/>
     <w:uiPriority w:val="1"/>
+    <w:semiHidden/>
     <w:unhideWhenUsed/>
   </w:style>
   <w:style w:type="table" w:default="1" w:styleId="a1">
@@ -5500,6 +5533,40 @@
       <w:shd w:val="clear" w:color="auto" w:fill="E1DFDD"/>
     </w:rPr>
   </w:style>
+  <w:style w:type="paragraph" w:customStyle="1" w:styleId="pdq2pgselectionanchorcontainer">
+    <w:name w:val="pdq2pg_selectionanchorcontainer"/>
+    <w:basedOn w:val="a"/>
+    <w:rsid w:val="004E6775"/>
+    <w:pPr>
+      <w:widowControl/>
+      <w:spacing w:before="100" w:beforeAutospacing="1" w:after="100" w:afterAutospacing="1"/>
+      <w:jc w:val="left"/>
+    </w:pPr>
+    <w:rPr>
+      <w:rFonts w:ascii="宋体" w:eastAsia="宋体" w:hAnsi="宋体" w:cs="宋体"/>
+      <w:kern w:val="0"/>
+      <w:sz w:val="24"/>
+      <w:szCs w:val="24"/>
+    </w:rPr>
+  </w:style>
+  <w:style w:type="paragraph" w:styleId="af2">
+    <w:name w:val="Normal (Web)"/>
+    <w:basedOn w:val="a"/>
+    <w:uiPriority w:val="99"/>
+    <w:unhideWhenUsed/>
+    <w:rsid w:val="004E6775"/>
+    <w:pPr>
+      <w:widowControl/>
+      <w:spacing w:before="100" w:beforeAutospacing="1" w:after="100" w:afterAutospacing="1"/>
+      <w:jc w:val="left"/>
+    </w:pPr>
+    <w:rPr>
+      <w:rFonts w:ascii="宋体" w:eastAsia="宋体" w:hAnsi="宋体" w:cs="宋体"/>
+      <w:kern w:val="0"/>
+      <w:sz w:val="24"/>
+      <w:szCs w:val="24"/>
+    </w:rPr>
+  </w:style>
 </w:styles>
 </file>
 
